--- a/EJERCICIOS ENTREGABLES/Actividad1-UnaiFernandez.docx
+++ b/EJERCICIOS ENTREGABLES/Actividad1-UnaiFernandez.docx
@@ -253,6 +253,9 @@
               <w:spacing w:after="40"/>
             </w:pPr>
             <w:r>
+              <w:rPr>
+                <w:noProof/>
+              </w:rPr>
               <w:drawing>
                 <wp:inline distT="0" distB="0" distL="0" distR="0" wp14:anchorId="1688C3C3" wp14:editId="7527B0CC">
                   <wp:extent cx="3686971" cy="3650285"/>
@@ -303,22 +306,13 @@
         <w:pStyle w:val="Ttulo2"/>
         <w:spacing w:before="240" w:after="80"/>
       </w:pPr>
-      <w:proofErr w:type="spellStart"/>
       <w:r>
         <w:rPr>
           <w:rFonts w:ascii="Calibri" w:hAnsi="Calibri"/>
           <w:color w:val="008080"/>
         </w:rPr>
         <w:lastRenderedPageBreak/>
-        <w:t>Ejercicio</w:t>
-      </w:r>
-      <w:proofErr w:type="spellEnd"/>
-      <w:r>
-        <w:rPr>
-          <w:rFonts w:ascii="Calibri" w:hAnsi="Calibri"/>
-          <w:color w:val="008080"/>
-        </w:rPr>
-        <w:t xml:space="preserve"> 1.1 – Carga Diferida con 'defer'</w:t>
+        <w:t>Ejercicio 1.1 – Carga Diferida con 'defer'</w:t>
       </w:r>
     </w:p>
     <w:p>
@@ -332,68 +326,7 @@
         <w:t>index.html</w:t>
       </w:r>
       <w:r>
-        <w:t xml:space="preserve"> con &lt;script defer src="..."&gt;&lt;/script&gt; ubicado en la cabecera &lt;head&gt;. El script genera los números del 1 al 100 </w:t>
-      </w:r>
-      <w:proofErr w:type="spellStart"/>
-      <w:r>
-        <w:t>en</w:t>
-      </w:r>
-      <w:proofErr w:type="spellEnd"/>
-      <w:r>
-        <w:t xml:space="preserve"> </w:t>
-      </w:r>
-      <w:proofErr w:type="spellStart"/>
-      <w:r>
-        <w:t>el</w:t>
-      </w:r>
-      <w:proofErr w:type="spellEnd"/>
-      <w:r>
-        <w:t xml:space="preserve"> </w:t>
-      </w:r>
-      <w:proofErr w:type="spellStart"/>
-      <w:r>
-        <w:t>cuerpo</w:t>
-      </w:r>
-      <w:proofErr w:type="spellEnd"/>
-      <w:r>
-        <w:t xml:space="preserve"> del </w:t>
-      </w:r>
-      <w:proofErr w:type="spellStart"/>
-      <w:r>
-        <w:t>documento</w:t>
-      </w:r>
-      <w:proofErr w:type="spellEnd"/>
-      <w:r>
-        <w:t xml:space="preserve"> </w:t>
-      </w:r>
-      <w:proofErr w:type="spellStart"/>
-      <w:r>
-        <w:t>mediante</w:t>
-      </w:r>
-      <w:proofErr w:type="spellEnd"/>
-      <w:r>
-        <w:t xml:space="preserve"> </w:t>
-      </w:r>
-      <w:proofErr w:type="spellStart"/>
-      <w:proofErr w:type="gramStart"/>
-      <w:r>
-        <w:t>document.body</w:t>
-      </w:r>
-      <w:proofErr w:type="gramEnd"/>
-      <w:r>
-        <w:t>.innerHTML</w:t>
-      </w:r>
-      <w:proofErr w:type="spellEnd"/>
-      <w:r>
-        <w:t xml:space="preserve"> += "&lt;p&gt;"+</w:t>
-      </w:r>
-      <w:proofErr w:type="spellStart"/>
-      <w:r>
-        <w:t>i</w:t>
-      </w:r>
-      <w:proofErr w:type="spellEnd"/>
-      <w:r>
-        <w:t>+"&lt;/p&gt;".</w:t>
+        <w:t xml:space="preserve"> con &lt;script defer src="..."&gt;&lt;/script&gt; ubicado en la cabecera &lt;head&gt;. El script genera los números del 1 al 100 en el cuerpo del documento mediante document.body.innerHTML += "&lt;p&gt;"+i+"&lt;/p&gt;".</w:t>
       </w:r>
     </w:p>
     <w:tbl>
@@ -430,247 +363,7 @@
                 <w:b/>
                 <w:color w:val="008080"/>
               </w:rPr>
-              <w:t xml:space="preserve">Al </w:t>
-            </w:r>
-            <w:proofErr w:type="spellStart"/>
-            <w:r>
-              <w:rPr>
-                <w:b/>
-                <w:color w:val="008080"/>
-              </w:rPr>
-              <w:t>quitar</w:t>
-            </w:r>
-            <w:proofErr w:type="spellEnd"/>
-            <w:r>
-              <w:rPr>
-                <w:b/>
-                <w:color w:val="008080"/>
-              </w:rPr>
-              <w:t xml:space="preserve"> </w:t>
-            </w:r>
-            <w:proofErr w:type="spellStart"/>
-            <w:r>
-              <w:rPr>
-                <w:b/>
-                <w:color w:val="008080"/>
-              </w:rPr>
-              <w:t>el</w:t>
-            </w:r>
-            <w:proofErr w:type="spellEnd"/>
-            <w:r>
-              <w:rPr>
-                <w:b/>
-                <w:color w:val="008080"/>
-              </w:rPr>
-              <w:t xml:space="preserve"> defer se </w:t>
-            </w:r>
-            <w:proofErr w:type="spellStart"/>
-            <w:r>
-              <w:rPr>
-                <w:b/>
-                <w:color w:val="008080"/>
-              </w:rPr>
-              <w:t>ejecutará</w:t>
-            </w:r>
-            <w:proofErr w:type="spellEnd"/>
-            <w:r>
-              <w:rPr>
-                <w:b/>
-                <w:color w:val="008080"/>
-              </w:rPr>
-              <w:t xml:space="preserve"> primero </w:t>
-            </w:r>
-            <w:proofErr w:type="spellStart"/>
-            <w:r>
-              <w:rPr>
-                <w:b/>
-                <w:color w:val="008080"/>
-              </w:rPr>
-              <w:t>el</w:t>
-            </w:r>
-            <w:proofErr w:type="spellEnd"/>
-            <w:r>
-              <w:rPr>
-                <w:b/>
-                <w:color w:val="008080"/>
-              </w:rPr>
-              <w:t xml:space="preserve"> script, antes de que se </w:t>
-            </w:r>
-            <w:proofErr w:type="spellStart"/>
-            <w:r>
-              <w:rPr>
-                <w:b/>
-                <w:color w:val="008080"/>
-              </w:rPr>
-              <w:t>cree</w:t>
-            </w:r>
-            <w:proofErr w:type="spellEnd"/>
-            <w:r>
-              <w:rPr>
-                <w:b/>
-                <w:color w:val="008080"/>
-              </w:rPr>
-              <w:t xml:space="preserve"> </w:t>
-            </w:r>
-            <w:proofErr w:type="spellStart"/>
-            <w:r>
-              <w:rPr>
-                <w:b/>
-                <w:color w:val="008080"/>
-              </w:rPr>
-              <w:t>el</w:t>
-            </w:r>
-            <w:proofErr w:type="spellEnd"/>
-            <w:r>
-              <w:rPr>
-                <w:b/>
-                <w:color w:val="008080"/>
-              </w:rPr>
-              <w:t xml:space="preserve"> &lt;body</w:t>
-            </w:r>
-            <w:proofErr w:type="gramStart"/>
-            <w:r>
-              <w:rPr>
-                <w:b/>
-                <w:color w:val="008080"/>
-              </w:rPr>
-              <w:t>&gt; ,</w:t>
-            </w:r>
-            <w:proofErr w:type="gramEnd"/>
-            <w:r>
-              <w:rPr>
-                <w:b/>
-                <w:color w:val="008080"/>
-              </w:rPr>
-              <w:t xml:space="preserve"> por tanto no se </w:t>
-            </w:r>
-            <w:proofErr w:type="spellStart"/>
-            <w:r>
-              <w:rPr>
-                <w:b/>
-                <w:color w:val="008080"/>
-              </w:rPr>
-              <w:t>creará</w:t>
-            </w:r>
-            <w:proofErr w:type="spellEnd"/>
-            <w:r>
-              <w:rPr>
-                <w:b/>
-                <w:color w:val="008080"/>
-              </w:rPr>
-              <w:t xml:space="preserve"> </w:t>
-            </w:r>
-            <w:proofErr w:type="spellStart"/>
-            <w:r>
-              <w:rPr>
-                <w:b/>
-                <w:color w:val="008080"/>
-              </w:rPr>
-              <w:t>ningún</w:t>
-            </w:r>
-            <w:proofErr w:type="spellEnd"/>
-            <w:r>
-              <w:rPr>
-                <w:b/>
-                <w:color w:val="008080"/>
-              </w:rPr>
-              <w:t xml:space="preserve"> &lt;p&gt; </w:t>
-            </w:r>
-            <w:proofErr w:type="spellStart"/>
-            <w:r>
-              <w:rPr>
-                <w:b/>
-                <w:color w:val="008080"/>
-              </w:rPr>
-              <w:t>ya</w:t>
-            </w:r>
-            <w:proofErr w:type="spellEnd"/>
-            <w:r>
-              <w:rPr>
-                <w:b/>
-                <w:color w:val="008080"/>
-              </w:rPr>
-              <w:t xml:space="preserve"> que no se ha </w:t>
-            </w:r>
-            <w:proofErr w:type="spellStart"/>
-            <w:r>
-              <w:rPr>
-                <w:b/>
-                <w:color w:val="008080"/>
-              </w:rPr>
-              <w:t>llegado</w:t>
-            </w:r>
-            <w:proofErr w:type="spellEnd"/>
-            <w:r>
-              <w:rPr>
-                <w:b/>
-                <w:color w:val="008080"/>
-              </w:rPr>
-              <w:t xml:space="preserve"> a </w:t>
-            </w:r>
-            <w:proofErr w:type="spellStart"/>
-            <w:r>
-              <w:rPr>
-                <w:b/>
-                <w:color w:val="008080"/>
-              </w:rPr>
-              <w:t>cargar</w:t>
-            </w:r>
-            <w:proofErr w:type="spellEnd"/>
-            <w:r>
-              <w:rPr>
-                <w:b/>
-                <w:color w:val="008080"/>
-              </w:rPr>
-              <w:t xml:space="preserve"> </w:t>
-            </w:r>
-            <w:proofErr w:type="spellStart"/>
-            <w:r>
-              <w:rPr>
-                <w:b/>
-                <w:color w:val="008080"/>
-              </w:rPr>
-              <w:t>el</w:t>
-            </w:r>
-            <w:proofErr w:type="spellEnd"/>
-            <w:r>
-              <w:rPr>
-                <w:b/>
-                <w:color w:val="008080"/>
-              </w:rPr>
-              <w:t xml:space="preserve"> body </w:t>
-            </w:r>
-            <w:proofErr w:type="spellStart"/>
-            <w:r>
-              <w:rPr>
-                <w:b/>
-                <w:color w:val="008080"/>
-              </w:rPr>
-              <w:t>en</w:t>
-            </w:r>
-            <w:proofErr w:type="spellEnd"/>
-            <w:r>
-              <w:rPr>
-                <w:b/>
-                <w:color w:val="008080"/>
-              </w:rPr>
-              <w:t xml:space="preserve"> la </w:t>
-            </w:r>
-            <w:proofErr w:type="spellStart"/>
-            <w:r>
-              <w:rPr>
-                <w:b/>
-                <w:color w:val="008080"/>
-              </w:rPr>
-              <w:t>pagina</w:t>
-            </w:r>
-            <w:proofErr w:type="spellEnd"/>
-            <w:r>
-              <w:rPr>
-                <w:b/>
-                <w:color w:val="008080"/>
-              </w:rPr>
-              <w:t>.</w:t>
+              <w:t>Al quitar el defer se ejecutará primero el script, antes de que se cree el &lt;body&gt; , por tanto no se creará ningún &lt;p&gt; ya que no se ha llegado a cargar el body en la pagina.</w:t>
             </w:r>
           </w:p>
         </w:tc>
@@ -753,16 +446,7 @@
                 <w:b/>
                 <w:color w:val="008080"/>
               </w:rPr>
-              <w:t xml:space="preserve">Con async, los dos scripts se </w:t>
-            </w:r>
-            <w:proofErr w:type="spellStart"/>
-            <w:r>
-              <w:rPr>
-                <w:rFonts w:ascii="Segoe UI Symbol" w:hAnsi="Segoe UI Symbol" w:cs="Segoe UI Symbol"/>
-                <w:b/>
-                <w:color w:val="008080"/>
-              </w:rPr>
-              <w:t>ejecutar</w:t>
+              <w:t>Con async, los dos scripts se ejecutar</w:t>
             </w:r>
             <w:r>
               <w:rPr>
@@ -778,160 +462,7 @@
                 <w:b/>
                 <w:color w:val="008080"/>
               </w:rPr>
-              <w:t>n</w:t>
-            </w:r>
-            <w:proofErr w:type="spellEnd"/>
-            <w:r>
-              <w:rPr>
-                <w:rFonts w:ascii="Segoe UI Symbol" w:hAnsi="Segoe UI Symbol" w:cs="Segoe UI Symbol"/>
-                <w:b/>
-                <w:color w:val="008080"/>
-              </w:rPr>
-              <w:t xml:space="preserve"> </w:t>
-            </w:r>
-            <w:proofErr w:type="spellStart"/>
-            <w:r>
-              <w:rPr>
-                <w:rFonts w:ascii="Segoe UI Symbol" w:hAnsi="Segoe UI Symbol" w:cs="Segoe UI Symbol"/>
-                <w:b/>
-                <w:color w:val="008080"/>
-              </w:rPr>
-              <w:t>cuando</w:t>
-            </w:r>
-            <w:proofErr w:type="spellEnd"/>
-            <w:r>
-              <w:rPr>
-                <w:rFonts w:ascii="Segoe UI Symbol" w:hAnsi="Segoe UI Symbol" w:cs="Segoe UI Symbol"/>
-                <w:b/>
-                <w:color w:val="008080"/>
-              </w:rPr>
-              <w:t xml:space="preserve"> </w:t>
-            </w:r>
-            <w:proofErr w:type="spellStart"/>
-            <w:r>
-              <w:rPr>
-                <w:rFonts w:ascii="Segoe UI Symbol" w:hAnsi="Segoe UI Symbol" w:cs="Segoe UI Symbol"/>
-                <w:b/>
-                <w:color w:val="008080"/>
-              </w:rPr>
-              <w:t>terminen</w:t>
-            </w:r>
-            <w:proofErr w:type="spellEnd"/>
-            <w:r>
-              <w:rPr>
-                <w:rFonts w:ascii="Segoe UI Symbol" w:hAnsi="Segoe UI Symbol" w:cs="Segoe UI Symbol"/>
-                <w:b/>
-                <w:color w:val="008080"/>
-              </w:rPr>
-              <w:t xml:space="preserve"> de </w:t>
-            </w:r>
-            <w:proofErr w:type="spellStart"/>
-            <w:r>
-              <w:rPr>
-                <w:rFonts w:ascii="Segoe UI Symbol" w:hAnsi="Segoe UI Symbol" w:cs="Segoe UI Symbol"/>
-                <w:b/>
-                <w:color w:val="008080"/>
-              </w:rPr>
-              <w:t>cargarse</w:t>
-            </w:r>
-            <w:proofErr w:type="spellEnd"/>
-            <w:r>
-              <w:rPr>
-                <w:rFonts w:ascii="Segoe UI Symbol" w:hAnsi="Segoe UI Symbol" w:cs="Segoe UI Symbol"/>
-                <w:b/>
-                <w:color w:val="008080"/>
-              </w:rPr>
-              <w:t xml:space="preserve">, sin </w:t>
-            </w:r>
-            <w:proofErr w:type="spellStart"/>
-            <w:r>
-              <w:rPr>
-                <w:rFonts w:ascii="Segoe UI Symbol" w:hAnsi="Segoe UI Symbol" w:cs="Segoe UI Symbol"/>
-                <w:b/>
-                <w:color w:val="008080"/>
-              </w:rPr>
-              <w:t>seguir</w:t>
-            </w:r>
-            <w:proofErr w:type="spellEnd"/>
-            <w:r>
-              <w:rPr>
-                <w:rFonts w:ascii="Segoe UI Symbol" w:hAnsi="Segoe UI Symbol" w:cs="Segoe UI Symbol"/>
-                <w:b/>
-                <w:color w:val="008080"/>
-              </w:rPr>
-              <w:t xml:space="preserve"> un </w:t>
-            </w:r>
-            <w:proofErr w:type="spellStart"/>
-            <w:r>
-              <w:rPr>
-                <w:rFonts w:ascii="Segoe UI Symbol" w:hAnsi="Segoe UI Symbol" w:cs="Segoe UI Symbol"/>
-                <w:b/>
-                <w:color w:val="008080"/>
-              </w:rPr>
-              <w:t>orden</w:t>
-            </w:r>
-            <w:proofErr w:type="spellEnd"/>
-            <w:r>
-              <w:rPr>
-                <w:rFonts w:ascii="Segoe UI Symbol" w:hAnsi="Segoe UI Symbol" w:cs="Segoe UI Symbol"/>
-                <w:b/>
-                <w:color w:val="008080"/>
-              </w:rPr>
-              <w:t xml:space="preserve"> </w:t>
-            </w:r>
-            <w:proofErr w:type="spellStart"/>
-            <w:r>
-              <w:rPr>
-                <w:rFonts w:ascii="Segoe UI Symbol" w:hAnsi="Segoe UI Symbol" w:cs="Segoe UI Symbol"/>
-                <w:b/>
-                <w:color w:val="008080"/>
-              </w:rPr>
-              <w:t>concreto</w:t>
-            </w:r>
-            <w:proofErr w:type="spellEnd"/>
-            <w:r>
-              <w:rPr>
-                <w:rFonts w:ascii="Segoe UI Symbol" w:hAnsi="Segoe UI Symbol" w:cs="Segoe UI Symbol"/>
-                <w:b/>
-                <w:color w:val="008080"/>
-              </w:rPr>
-              <w:t xml:space="preserve">. Por tanto, se </w:t>
-            </w:r>
-            <w:proofErr w:type="spellStart"/>
-            <w:r>
-              <w:rPr>
-                <w:rFonts w:ascii="Segoe UI Symbol" w:hAnsi="Segoe UI Symbol" w:cs="Segoe UI Symbol"/>
-                <w:b/>
-                <w:color w:val="008080"/>
-              </w:rPr>
-              <w:t>mostrarán</w:t>
-            </w:r>
-            <w:proofErr w:type="spellEnd"/>
-            <w:r>
-              <w:rPr>
-                <w:rFonts w:ascii="Segoe UI Symbol" w:hAnsi="Segoe UI Symbol" w:cs="Segoe UI Symbol"/>
-                <w:b/>
-                <w:color w:val="008080"/>
-              </w:rPr>
-              <w:t xml:space="preserve"> los </w:t>
-            </w:r>
-            <w:proofErr w:type="spellStart"/>
-            <w:r>
-              <w:rPr>
-                <w:rFonts w:ascii="Segoe UI Symbol" w:hAnsi="Segoe UI Symbol" w:cs="Segoe UI Symbol"/>
-                <w:b/>
-                <w:color w:val="008080"/>
-              </w:rPr>
-              <w:t>números</w:t>
-            </w:r>
-            <w:proofErr w:type="spellEnd"/>
-            <w:r>
-              <w:rPr>
-                <w:rFonts w:ascii="Segoe UI Symbol" w:hAnsi="Segoe UI Symbol" w:cs="Segoe UI Symbol"/>
-                <w:b/>
-                <w:color w:val="008080"/>
-              </w:rPr>
-              <w:t xml:space="preserve"> del 1 al 100 y del 900 al 1000</w:t>
+              <w:t>n cuando terminen de cargarse, sin seguir un orden concreto. Por tanto, se mostrarán los números del 1 al 100 y del 900 al 1000</w:t>
             </w:r>
           </w:p>
           <w:p>
@@ -944,79 +475,7 @@
                 <w:b/>
                 <w:color w:val="008080"/>
               </w:rPr>
-              <w:t xml:space="preserve">Pero </w:t>
-            </w:r>
-            <w:proofErr w:type="spellStart"/>
-            <w:r>
-              <w:rPr>
-                <w:rFonts w:ascii="Segoe UI Symbol" w:hAnsi="Segoe UI Symbol" w:cs="Segoe UI Symbol"/>
-                <w:b/>
-                <w:color w:val="008080"/>
-              </w:rPr>
-              <w:t>pretendíamos</w:t>
-            </w:r>
-            <w:proofErr w:type="spellEnd"/>
-            <w:r>
-              <w:rPr>
-                <w:rFonts w:ascii="Segoe UI Symbol" w:hAnsi="Segoe UI Symbol" w:cs="Segoe UI Symbol"/>
-                <w:b/>
-                <w:color w:val="008080"/>
-              </w:rPr>
-              <w:t xml:space="preserve"> que se </w:t>
-            </w:r>
-            <w:proofErr w:type="spellStart"/>
-            <w:r>
-              <w:rPr>
-                <w:rFonts w:ascii="Segoe UI Symbol" w:hAnsi="Segoe UI Symbol" w:cs="Segoe UI Symbol"/>
-                <w:b/>
-                <w:color w:val="008080"/>
-              </w:rPr>
-              <w:t>intercalasen</w:t>
-            </w:r>
-            <w:proofErr w:type="spellEnd"/>
-            <w:r>
-              <w:rPr>
-                <w:rFonts w:ascii="Segoe UI Symbol" w:hAnsi="Segoe UI Symbol" w:cs="Segoe UI Symbol"/>
-                <w:b/>
-                <w:color w:val="008080"/>
-              </w:rPr>
-              <w:t xml:space="preserve">, </w:t>
-            </w:r>
-            <w:proofErr w:type="spellStart"/>
-            <w:r>
-              <w:rPr>
-                <w:rFonts w:ascii="Segoe UI Symbol" w:hAnsi="Segoe UI Symbol" w:cs="Segoe UI Symbol"/>
-                <w:b/>
-                <w:color w:val="008080"/>
-              </w:rPr>
-              <w:t>aunque</w:t>
-            </w:r>
-            <w:proofErr w:type="spellEnd"/>
-            <w:r>
-              <w:rPr>
-                <w:rFonts w:ascii="Segoe UI Symbol" w:hAnsi="Segoe UI Symbol" w:cs="Segoe UI Symbol"/>
-                <w:b/>
-                <w:color w:val="008080"/>
-              </w:rPr>
-              <w:t xml:space="preserve"> no </w:t>
-            </w:r>
-            <w:proofErr w:type="spellStart"/>
-            <w:r>
-              <w:rPr>
-                <w:rFonts w:ascii="Segoe UI Symbol" w:hAnsi="Segoe UI Symbol" w:cs="Segoe UI Symbol"/>
-                <w:b/>
-                <w:color w:val="008080"/>
-              </w:rPr>
-              <w:t>funciona</w:t>
-            </w:r>
-            <w:proofErr w:type="spellEnd"/>
-            <w:r>
-              <w:rPr>
-                <w:rFonts w:ascii="Segoe UI Symbol" w:hAnsi="Segoe UI Symbol" w:cs="Segoe UI Symbol"/>
-                <w:b/>
-                <w:color w:val="008080"/>
-              </w:rPr>
-              <w:t>.</w:t>
+              <w:t>Pero pretendíamos que se intercalasen, aunque no funciona.</w:t>
             </w:r>
             <w:r>
               <w:rPr>
@@ -1138,8 +597,27 @@
           <w:p>
             <w:pPr>
               <w:spacing w:after="40"/>
+              <w:rPr>
+                <w:i/>
+                <w:color w:val="888888"/>
+              </w:rPr>
             </w:pPr>
             <w:r>
+              <w:rPr>
+                <w:i/>
+                <w:color w:val="888888"/>
+              </w:rPr>
+              <w:t>Al poner el punto de rotura se ejecutara hasta esa linea indicado en las siguientes capturas.</w:t>
+            </w:r>
+          </w:p>
+          <w:p>
+            <w:pPr>
+              <w:spacing w:after="40"/>
+            </w:pPr>
+            <w:r>
+              <w:rPr>
+                <w:noProof/>
+              </w:rPr>
               <w:lastRenderedPageBreak/>
               <w:drawing>
                 <wp:inline distT="0" distB="0" distL="0" distR="0" wp14:anchorId="53CF054A" wp14:editId="553408E5">
@@ -1183,6 +661,9 @@
               <w:spacing w:after="40"/>
             </w:pPr>
             <w:r>
+              <w:rPr>
+                <w:noProof/>
+              </w:rPr>
               <w:drawing>
                 <wp:inline distT="0" distB="0" distL="0" distR="0" wp14:anchorId="77E40751" wp14:editId="01F9A651">
                   <wp:extent cx="4305901" cy="2143424"/>
@@ -1225,6 +706,9 @@
               <w:spacing w:after="40"/>
             </w:pPr>
             <w:r>
+              <w:rPr>
+                <w:noProof/>
+              </w:rPr>
               <w:lastRenderedPageBreak/>
               <w:drawing>
                 <wp:inline distT="0" distB="0" distL="0" distR="0" wp14:anchorId="4E50E9EA" wp14:editId="0BDBAABF">
@@ -1334,31 +818,13 @@
             <w:pPr>
               <w:spacing w:before="60" w:after="60"/>
             </w:pPr>
-            <w:proofErr w:type="spellStart"/>
             <w:r>
               <w:rPr>
                 <w:b/>
                 <w:color w:val="FFFFFF"/>
               </w:rPr>
-              <w:t>Botón</w:t>
+              <w:t>Botón / Acción</w:t>
             </w:r>
-            <w:proofErr w:type="spellEnd"/>
-            <w:r>
-              <w:rPr>
-                <w:b/>
-                <w:color w:val="FFFFFF"/>
-              </w:rPr>
-              <w:t xml:space="preserve"> / </w:t>
-            </w:r>
-            <w:proofErr w:type="spellStart"/>
-            <w:r>
-              <w:rPr>
-                <w:b/>
-                <w:color w:val="FFFFFF"/>
-              </w:rPr>
-              <w:t>Acción</w:t>
-            </w:r>
-            <w:proofErr w:type="spellEnd"/>
           </w:p>
         </w:tc>
         <w:tc>
@@ -1374,7 +840,6 @@
                 <w:color w:val="FFFFFF"/>
               </w:rPr>
             </w:pPr>
-            <w:proofErr w:type="spellStart"/>
             <w:r>
               <w:rPr>
                 <w:b/>
@@ -1382,7 +847,6 @@
               </w:rPr>
               <w:t>Icono</w:t>
             </w:r>
-            <w:proofErr w:type="spellEnd"/>
           </w:p>
         </w:tc>
         <w:tc>
@@ -1405,17 +869,8 @@
                 <w:b/>
                 <w:color w:val="FFFFFF"/>
               </w:rPr>
-              <w:t xml:space="preserve">Atajo de </w:t>
+              <w:t>Atajo de Teclado</w:t>
             </w:r>
-            <w:proofErr w:type="spellStart"/>
-            <w:r>
-              <w:rPr>
-                <w:b/>
-                <w:color w:val="FFFFFF"/>
-              </w:rPr>
-              <w:t>Teclado</w:t>
-            </w:r>
-            <w:proofErr w:type="spellEnd"/>
           </w:p>
         </w:tc>
         <w:tc>
@@ -1462,21 +917,12 @@
             <w:pPr>
               <w:spacing w:before="40" w:after="40"/>
             </w:pPr>
-            <w:proofErr w:type="spellStart"/>
             <w:r>
               <w:rPr>
                 <w:b/>
                 <w:color w:val="1B365D"/>
               </w:rPr>
-              <w:t>Continuar</w:t>
-            </w:r>
-            <w:proofErr w:type="spellEnd"/>
-            <w:r>
-              <w:rPr>
-                <w:b/>
-                <w:color w:val="1B365D"/>
-              </w:rPr>
-              <w:t xml:space="preserve"> (Continue)</w:t>
+              <w:t>Continuar (Continue)</w:t>
             </w:r>
           </w:p>
         </w:tc>
@@ -1490,6 +936,9 @@
               <w:spacing w:before="40" w:after="40"/>
             </w:pPr>
             <w:r>
+              <w:rPr>
+                <w:noProof/>
+              </w:rPr>
               <w:drawing>
                 <wp:inline distT="0" distB="0" distL="0" distR="0" wp14:anchorId="5810F123" wp14:editId="4D09C290">
                   <wp:extent cx="292100" cy="307238"/>
@@ -1570,13 +1019,8 @@
             <w:pPr>
               <w:spacing w:before="40" w:after="40"/>
             </w:pPr>
-            <w:proofErr w:type="spellStart"/>
             <w:r>
-              <w:t>Continuar</w:t>
-            </w:r>
-            <w:proofErr w:type="spellEnd"/>
-            <w:r>
-              <w:t xml:space="preserve"> (F5)</w:t>
+              <w:t>Continuar (F5)</w:t>
             </w:r>
           </w:p>
         </w:tc>
@@ -1619,6 +1063,9 @@
               <w:spacing w:before="40" w:after="40"/>
             </w:pPr>
             <w:r>
+              <w:rPr>
+                <w:noProof/>
+              </w:rPr>
               <w:drawing>
                 <wp:inline distT="0" distB="0" distL="0" distR="0" wp14:anchorId="7D6745AA" wp14:editId="7DE88423">
                   <wp:extent cx="247685" cy="285790"/>
@@ -1692,21 +1139,8 @@
             <w:pPr>
               <w:spacing w:before="40" w:after="40"/>
             </w:pPr>
-            <w:proofErr w:type="spellStart"/>
             <w:r>
-              <w:t>Depurar</w:t>
-            </w:r>
-            <w:proofErr w:type="spellEnd"/>
-            <w:r>
-              <w:t xml:space="preserve"> paso a paso por </w:t>
-            </w:r>
-            <w:proofErr w:type="spellStart"/>
-            <w:r>
-              <w:t>procedimientos</w:t>
-            </w:r>
-            <w:proofErr w:type="spellEnd"/>
-            <w:r>
-              <w:t>(F10)</w:t>
+              <w:t>Depurar paso a paso por procedimientos(F10)</w:t>
             </w:r>
           </w:p>
         </w:tc>
@@ -1749,6 +1183,9 @@
               <w:spacing w:before="40" w:after="40"/>
             </w:pPr>
             <w:r>
+              <w:rPr>
+                <w:noProof/>
+              </w:rPr>
               <w:drawing>
                 <wp:inline distT="0" distB="0" distL="0" distR="0" wp14:anchorId="337BADE1" wp14:editId="2ACA65EF">
                   <wp:extent cx="209579" cy="276264"/>
@@ -1822,21 +1259,8 @@
             <w:pPr>
               <w:spacing w:before="40" w:after="40"/>
             </w:pPr>
-            <w:proofErr w:type="spellStart"/>
             <w:r>
-              <w:t>Depurar</w:t>
-            </w:r>
-            <w:proofErr w:type="spellEnd"/>
-            <w:r>
-              <w:t xml:space="preserve"> paso a paso por </w:t>
-            </w:r>
-            <w:proofErr w:type="spellStart"/>
-            <w:r>
-              <w:t>instrucciones</w:t>
-            </w:r>
-            <w:proofErr w:type="spellEnd"/>
-            <w:r>
-              <w:t xml:space="preserve"> (F11)</w:t>
+              <w:t>Depurar paso a paso por instrucciones (F11)</w:t>
             </w:r>
           </w:p>
         </w:tc>
@@ -1879,6 +1303,9 @@
               <w:spacing w:before="40" w:after="40"/>
             </w:pPr>
             <w:r>
+              <w:rPr>
+                <w:noProof/>
+              </w:rPr>
               <w:drawing>
                 <wp:inline distT="0" distB="0" distL="0" distR="0" wp14:anchorId="3D530123" wp14:editId="345F654C">
                   <wp:extent cx="247685" cy="266737"/>
@@ -1952,27 +1379,8 @@
             <w:pPr>
               <w:spacing w:before="40" w:after="40"/>
             </w:pPr>
-            <w:proofErr w:type="spellStart"/>
             <w:r>
-              <w:t>Salir</w:t>
-            </w:r>
-            <w:proofErr w:type="spellEnd"/>
-            <w:r>
-              <w:t xml:space="preserve"> de la </w:t>
-            </w:r>
-            <w:proofErr w:type="spellStart"/>
-            <w:r>
-              <w:t>depuracion</w:t>
-            </w:r>
-            <w:proofErr w:type="spellEnd"/>
-            <w:r>
-              <w:t xml:space="preserve"> (</w:t>
-            </w:r>
-            <w:r>
-              <w:t>Mayus+F11</w:t>
-            </w:r>
-            <w:r>
-              <w:t>)</w:t>
+              <w:t>Salir de la depuracion (Mayus+F11)</w:t>
             </w:r>
           </w:p>
         </w:tc>
@@ -1996,21 +1404,12 @@
             <w:pPr>
               <w:spacing w:before="40" w:after="40"/>
             </w:pPr>
-            <w:proofErr w:type="spellStart"/>
             <w:r>
               <w:rPr>
                 <w:b/>
                 <w:color w:val="1B365D"/>
               </w:rPr>
-              <w:t>Reiniciar</w:t>
-            </w:r>
-            <w:proofErr w:type="spellEnd"/>
-            <w:r>
-              <w:rPr>
-                <w:b/>
-                <w:color w:val="1B365D"/>
-              </w:rPr>
-              <w:t xml:space="preserve"> (Restart)</w:t>
+              <w:t>Reiniciar (Restart)</w:t>
             </w:r>
           </w:p>
         </w:tc>
@@ -2024,6 +1423,9 @@
               <w:spacing w:before="40" w:after="40"/>
             </w:pPr>
             <w:r>
+              <w:rPr>
+                <w:noProof/>
+              </w:rPr>
               <w:drawing>
                 <wp:inline distT="0" distB="0" distL="0" distR="0" wp14:anchorId="35A1BA2E" wp14:editId="18703521">
                   <wp:extent cx="295316" cy="304843"/>
@@ -2097,19 +1499,8 @@
             <w:pPr>
               <w:spacing w:before="40" w:after="40"/>
             </w:pPr>
-            <w:proofErr w:type="spellStart"/>
             <w:r>
-              <w:t>Reiniciar</w:t>
-            </w:r>
-            <w:proofErr w:type="spellEnd"/>
-            <w:r>
-              <w:t xml:space="preserve"> (</w:t>
-            </w:r>
-            <w:r>
-              <w:t>Ctrl+Mayus+F5</w:t>
-            </w:r>
-            <w:r>
-              <w:t>)</w:t>
+              <w:t>Reiniciar (Ctrl+Mayus+F5)</w:t>
             </w:r>
           </w:p>
         </w:tc>
@@ -2133,21 +1524,12 @@
             <w:pPr>
               <w:spacing w:before="40" w:after="40"/>
             </w:pPr>
-            <w:proofErr w:type="spellStart"/>
             <w:r>
               <w:rPr>
                 <w:b/>
                 <w:color w:val="1B365D"/>
               </w:rPr>
-              <w:t>Detener</w:t>
-            </w:r>
-            <w:proofErr w:type="spellEnd"/>
-            <w:r>
-              <w:rPr>
-                <w:b/>
-                <w:color w:val="1B365D"/>
-              </w:rPr>
-              <w:t xml:space="preserve"> (Stop)</w:t>
+              <w:t>Detener (Stop)</w:t>
             </w:r>
           </w:p>
         </w:tc>
@@ -2161,6 +1543,9 @@
               <w:spacing w:before="40" w:after="40"/>
             </w:pPr>
             <w:r>
+              <w:rPr>
+                <w:noProof/>
+              </w:rPr>
               <w:drawing>
                 <wp:inline distT="0" distB="0" distL="0" distR="0" wp14:anchorId="4FD8F219" wp14:editId="50CC83D2">
                   <wp:extent cx="190527" cy="304843"/>
@@ -2234,19 +1619,8 @@
             <w:pPr>
               <w:spacing w:before="40" w:after="40"/>
             </w:pPr>
-            <w:proofErr w:type="spellStart"/>
             <w:r>
-              <w:t>Detener</w:t>
-            </w:r>
-            <w:proofErr w:type="spellEnd"/>
-            <w:r>
-              <w:t xml:space="preserve"> (</w:t>
-            </w:r>
-            <w:r>
-              <w:t>Mayus+F5</w:t>
-            </w:r>
-            <w:r>
-              <w:t>)</w:t>
+              <w:t>Detener (Mayus+F5)</w:t>
             </w:r>
           </w:p>
         </w:tc>
@@ -2328,8 +1702,27 @@
           <w:p>
             <w:pPr>
               <w:spacing w:after="40"/>
+              <w:rPr>
+                <w:i/>
+                <w:color w:val="888888"/>
+              </w:rPr>
             </w:pPr>
             <w:r>
+              <w:rPr>
+                <w:i/>
+                <w:color w:val="888888"/>
+              </w:rPr>
+              <w:t>El resultado mostrado es el resultado de ejecutar 5 veces el bucle manualmente.</w:t>
+            </w:r>
+          </w:p>
+          <w:p>
+            <w:pPr>
+              <w:spacing w:after="40"/>
+            </w:pPr>
+            <w:r>
+              <w:rPr>
+                <w:noProof/>
+              </w:rPr>
               <w:lastRenderedPageBreak/>
               <w:drawing>
                 <wp:inline distT="0" distB="0" distL="0" distR="0" wp14:anchorId="2051CEF3" wp14:editId="0227D85F">
@@ -2404,56 +1797,14 @@
       </w:r>
     </w:p>
     <w:p>
-      <w:proofErr w:type="spellStart"/>
       <w:r>
-        <w:t>Ejecución</w:t>
-      </w:r>
-      <w:proofErr w:type="spellEnd"/>
-      <w:r>
-        <w:t xml:space="preserve"> del script </w:t>
+        <w:t xml:space="preserve">Ejecución del script </w:t>
       </w:r>
       <w:r>
-        <w:t xml:space="preserve">de la </w:t>
+        <w:t xml:space="preserve">de la carpeta Ej2 </w:t>
       </w:r>
-      <w:proofErr w:type="spellStart"/>
       <w:r>
-        <w:t>carpeta</w:t>
-      </w:r>
-      <w:proofErr w:type="spellEnd"/>
-      <w:r>
-        <w:t xml:space="preserve"> Ej2 </w:t>
-      </w:r>
-      <w:proofErr w:type="spellStart"/>
-      <w:r>
-        <w:t>en</w:t>
-      </w:r>
-      <w:proofErr w:type="spellEnd"/>
-      <w:r>
-        <w:t xml:space="preserve"> </w:t>
-      </w:r>
-      <w:proofErr w:type="spellStart"/>
-      <w:r>
-        <w:t>el</w:t>
-      </w:r>
-      <w:proofErr w:type="spellEnd"/>
-      <w:r>
-        <w:t xml:space="preserve"> </w:t>
-      </w:r>
-      <w:proofErr w:type="spellStart"/>
-      <w:r>
-        <w:t>entorno</w:t>
-      </w:r>
-      <w:proofErr w:type="spellEnd"/>
-      <w:r>
-        <w:t xml:space="preserve"> de </w:t>
-      </w:r>
-      <w:proofErr w:type="spellStart"/>
-      <w:r>
-        <w:t>servidor</w:t>
-      </w:r>
-      <w:proofErr w:type="spellEnd"/>
-      <w:r>
-        <w:t xml:space="preserve"> local Node.js mediante la terminal integrada de Visual Studio Code.</w:t>
+        <w:t>en el entorno de servidor local Node.js mediante la terminal integrada de Visual Studio Code.</w:t>
       </w:r>
     </w:p>
     <w:p>
@@ -2507,97 +1858,8 @@
                 <w:b/>
                 <w:color w:val="008080"/>
               </w:rPr>
-              <w:t xml:space="preserve"> Captura de Pantalla: Terminal integrada con comando 'node -v', la </w:t>
+              <w:t xml:space="preserve"> Captura de Pantalla: Terminal integrada con comando 'node -v', la ruta completa y la ejecución del script mostrando la salida personalizada</w:t>
             </w:r>
-            <w:proofErr w:type="spellStart"/>
-            <w:r>
-              <w:rPr>
-                <w:b/>
-                <w:color w:val="008080"/>
-              </w:rPr>
-              <w:t>ruta</w:t>
-            </w:r>
-            <w:proofErr w:type="spellEnd"/>
-            <w:r>
-              <w:rPr>
-                <w:b/>
-                <w:color w:val="008080"/>
-              </w:rPr>
-              <w:t xml:space="preserve"> </w:t>
-            </w:r>
-            <w:proofErr w:type="spellStart"/>
-            <w:r>
-              <w:rPr>
-                <w:b/>
-                <w:color w:val="008080"/>
-              </w:rPr>
-              <w:t>completa</w:t>
-            </w:r>
-            <w:proofErr w:type="spellEnd"/>
-            <w:r>
-              <w:rPr>
-                <w:b/>
-                <w:color w:val="008080"/>
-              </w:rPr>
-              <w:t xml:space="preserve"> y la </w:t>
-            </w:r>
-            <w:proofErr w:type="spellStart"/>
-            <w:r>
-              <w:rPr>
-                <w:b/>
-                <w:color w:val="008080"/>
-              </w:rPr>
-              <w:t>ejecución</w:t>
-            </w:r>
-            <w:proofErr w:type="spellEnd"/>
-            <w:r>
-              <w:rPr>
-                <w:b/>
-                <w:color w:val="008080"/>
-              </w:rPr>
-              <w:t xml:space="preserve"> del script </w:t>
-            </w:r>
-            <w:proofErr w:type="spellStart"/>
-            <w:r>
-              <w:rPr>
-                <w:b/>
-                <w:color w:val="008080"/>
-              </w:rPr>
-              <w:t>mostrando</w:t>
-            </w:r>
-            <w:proofErr w:type="spellEnd"/>
-            <w:r>
-              <w:rPr>
-                <w:b/>
-                <w:color w:val="008080"/>
-              </w:rPr>
-              <w:t xml:space="preserve"> la </w:t>
-            </w:r>
-            <w:proofErr w:type="spellStart"/>
-            <w:r>
-              <w:rPr>
-                <w:b/>
-                <w:color w:val="008080"/>
-              </w:rPr>
-              <w:t>salida</w:t>
-            </w:r>
-            <w:proofErr w:type="spellEnd"/>
-            <w:r>
-              <w:rPr>
-                <w:b/>
-                <w:color w:val="008080"/>
-              </w:rPr>
-              <w:t xml:space="preserve"> </w:t>
-            </w:r>
-            <w:proofErr w:type="spellStart"/>
-            <w:r>
-              <w:rPr>
-                <w:b/>
-                <w:color w:val="008080"/>
-              </w:rPr>
-              <w:t>personalizada</w:t>
-            </w:r>
-            <w:proofErr w:type="spellEnd"/>
             <w:r>
               <w:rPr>
                 <w:b/>
@@ -2610,55 +1872,23 @@
                 <w:i/>
                 <w:color w:val="888888"/>
               </w:rPr>
-              <w:t>[</w:t>
+              <w:t>[Inserta aquí la captura de pantalla legible y añade una breve explicación del resultado mostrado]</w:t>
             </w:r>
-            <w:proofErr w:type="spellStart"/>
+          </w:p>
+          <w:p>
+            <w:pPr>
+              <w:spacing w:after="40"/>
+              <w:rPr>
+                <w:i/>
+                <w:color w:val="888888"/>
+              </w:rPr>
+            </w:pPr>
             <w:r>
               <w:rPr>
                 <w:i/>
                 <w:color w:val="888888"/>
               </w:rPr>
-              <w:t>Inserta</w:t>
-            </w:r>
-            <w:proofErr w:type="spellEnd"/>
-            <w:r>
-              <w:rPr>
-                <w:i/>
-                <w:color w:val="888888"/>
-              </w:rPr>
-              <w:t xml:space="preserve"> </w:t>
-            </w:r>
-            <w:proofErr w:type="spellStart"/>
-            <w:r>
-              <w:rPr>
-                <w:i/>
-                <w:color w:val="888888"/>
-              </w:rPr>
-              <w:t>aquí</w:t>
-            </w:r>
-            <w:proofErr w:type="spellEnd"/>
-            <w:r>
-              <w:rPr>
-                <w:i/>
-                <w:color w:val="888888"/>
-              </w:rPr>
-              <w:t xml:space="preserve"> la </w:t>
-            </w:r>
-            <w:proofErr w:type="spellStart"/>
-            <w:r>
-              <w:rPr>
-                <w:i/>
-                <w:color w:val="888888"/>
-              </w:rPr>
-              <w:t>captura</w:t>
-            </w:r>
-            <w:proofErr w:type="spellEnd"/>
-            <w:r>
-              <w:rPr>
-                <w:i/>
-                <w:color w:val="888888"/>
-              </w:rPr>
-              <w:t xml:space="preserve"> de pantalla legible y añade una breve explicación del resultado mostrado]</w:t>
+              <w:t>Al ejecutar node -v pone la version de node que tengo en el pc, además ejecuto el script.js mediante llendo al lugar de la carpeta y despues poniendo node y el archivo</w:t>
             </w:r>
           </w:p>
           <w:p>
@@ -2666,6 +1896,9 @@
               <w:spacing w:after="40"/>
             </w:pPr>
             <w:r>
+              <w:rPr>
+                <w:noProof/>
+              </w:rPr>
               <w:drawing>
                 <wp:inline distT="0" distB="0" distL="0" distR="0" wp14:anchorId="4BDD43AC" wp14:editId="027A009E">
                   <wp:extent cx="5689600" cy="4491355"/>
@@ -2835,37 +2068,12 @@
               <w:spacing w:before="60" w:after="60"/>
               <w:jc w:val="center"/>
             </w:pPr>
-            <w:proofErr w:type="spellStart"/>
             <w:r>
               <w:rPr>
                 <w:b/>
                 <w:color w:val="FFFFFF"/>
               </w:rPr>
-              <w:t>Sí</w:t>
-            </w:r>
-            <w:proofErr w:type="spellEnd"/>
-            <w:r>
-              <w:rPr>
-                <w:b/>
-                <w:color w:val="FFFFFF"/>
-              </w:rPr>
-              <w:t>/</w:t>
-            </w:r>
-            <w:proofErr w:type="spellStart"/>
-            <w:r>
-              <w:rPr>
-                <w:b/>
-                <w:color w:val="FFFFFF"/>
-              </w:rPr>
-              <w:t>Parcial</w:t>
-            </w:r>
-            <w:proofErr w:type="spellEnd"/>
-            <w:r>
-              <w:rPr>
-                <w:b/>
-                <w:color w:val="FFFFFF"/>
-              </w:rPr>
-              <w:t>/No</w:t>
+              <w:t>Sí/Parcial/No</w:t>
             </w:r>
           </w:p>
         </w:tc>
@@ -3371,39 +2579,7 @@
                 <w:b/>
                 <w:color w:val="1B365D"/>
               </w:rPr>
-              <w:t xml:space="preserve">2. </w:t>
-            </w:r>
-            <w:proofErr w:type="spellStart"/>
-            <w:r>
-              <w:rPr>
-                <w:b/>
-                <w:color w:val="1B365D"/>
-              </w:rPr>
-              <w:t>Depuración</w:t>
-            </w:r>
-            <w:proofErr w:type="spellEnd"/>
-            <w:r>
-              <w:rPr>
-                <w:b/>
-                <w:color w:val="1B365D"/>
-              </w:rPr>
-              <w:t xml:space="preserve"> </w:t>
-            </w:r>
-            <w:proofErr w:type="spellStart"/>
-            <w:r>
-              <w:rPr>
-                <w:b/>
-                <w:color w:val="1B365D"/>
-              </w:rPr>
-              <w:t>en</w:t>
-            </w:r>
-            <w:proofErr w:type="spellEnd"/>
-            <w:r>
-              <w:rPr>
-                <w:b/>
-                <w:color w:val="1B365D"/>
-              </w:rPr>
-              <w:t xml:space="preserve"> V</w:t>
+              <w:t>2. Depuración en V</w:t>
             </w:r>
             <w:r>
               <w:rPr>
@@ -3749,31 +2925,7 @@
               <w:spacing w:before="40" w:after="40"/>
             </w:pPr>
             <w:r>
-              <w:t xml:space="preserve">· Calidad de </w:t>
-            </w:r>
-            <w:proofErr w:type="spellStart"/>
-            <w:r>
-              <w:t>evidencia</w:t>
-            </w:r>
-            <w:proofErr w:type="spellEnd"/>
-            <w:r>
-              <w:t xml:space="preserve">: </w:t>
-            </w:r>
-            <w:proofErr w:type="spellStart"/>
-            <w:r>
-              <w:t>capturas</w:t>
-            </w:r>
-            <w:proofErr w:type="spellEnd"/>
-            <w:r>
-              <w:t xml:space="preserve"> </w:t>
-            </w:r>
-            <w:proofErr w:type="spellStart"/>
-            <w:r>
-              <w:t>legibles</w:t>
-            </w:r>
-            <w:proofErr w:type="spellEnd"/>
-            <w:r>
-              <w:t>.</w:t>
+              <w:t>· Calidad de evidencia: capturas legibles.</w:t>
             </w:r>
           </w:p>
         </w:tc>
@@ -3844,23 +2996,7 @@
                 <w:b/>
                 <w:color w:val="1B365D"/>
               </w:rPr>
-              <w:t xml:space="preserve">3. </w:t>
-            </w:r>
-            <w:proofErr w:type="spellStart"/>
-            <w:r>
-              <w:rPr>
-                <w:b/>
-                <w:color w:val="1B365D"/>
-              </w:rPr>
-              <w:t>Ejecución</w:t>
-            </w:r>
-            <w:proofErr w:type="spellEnd"/>
-            <w:r>
-              <w:rPr>
-                <w:b/>
-                <w:color w:val="1B365D"/>
-              </w:rPr>
-              <w:t xml:space="preserve"> </w:t>
+              <w:t xml:space="preserve">3. Ejecución </w:t>
             </w:r>
             <w:r>
               <w:rPr>
@@ -3940,37 +3076,11 @@
             <w:r>
               <w:t xml:space="preserve">· </w:t>
             </w:r>
-            <w:proofErr w:type="spellStart"/>
             <w:r>
-              <w:t>Ejecución</w:t>
+              <w:t xml:space="preserve">Ejecución del commando en la </w:t>
             </w:r>
-            <w:proofErr w:type="spellEnd"/>
             <w:r>
-              <w:t xml:space="preserve"> del commando </w:t>
-            </w:r>
-            <w:proofErr w:type="spellStart"/>
-            <w:r>
-              <w:t>en</w:t>
-            </w:r>
-            <w:proofErr w:type="spellEnd"/>
-            <w:r>
-              <w:t xml:space="preserve"> la </w:t>
-            </w:r>
-            <w:proofErr w:type="spellStart"/>
-            <w:r>
-              <w:t>ruta</w:t>
-            </w:r>
-            <w:proofErr w:type="spellEnd"/>
-            <w:r>
-              <w:t xml:space="preserve"> </w:t>
-            </w:r>
-            <w:proofErr w:type="spellStart"/>
-            <w:r>
-              <w:t>correcta</w:t>
-            </w:r>
-            <w:proofErr w:type="spellEnd"/>
-            <w:r>
-              <w:t>.</w:t>
+              <w:t>ruta correcta.</w:t>
             </w:r>
           </w:p>
         </w:tc>
@@ -4037,53 +3147,11 @@
               <w:spacing w:before="40" w:after="40"/>
             </w:pPr>
             <w:r>
-              <w:t xml:space="preserve">· Salida por </w:t>
+              <w:t xml:space="preserve">· Salida por consola </w:t>
             </w:r>
-            <w:proofErr w:type="spellStart"/>
             <w:r>
-              <w:t>consola</w:t>
+              <w:t>correcta, incluyendo el nombre del alumno</w:t>
             </w:r>
-            <w:proofErr w:type="spellEnd"/>
-            <w:r>
-              <w:t xml:space="preserve"> </w:t>
-            </w:r>
-            <w:proofErr w:type="spellStart"/>
-            <w:r>
-              <w:t>correcta</w:t>
-            </w:r>
-            <w:proofErr w:type="spellEnd"/>
-            <w:r>
-              <w:t xml:space="preserve">, </w:t>
-            </w:r>
-            <w:proofErr w:type="spellStart"/>
-            <w:r>
-              <w:t>incluyendo</w:t>
-            </w:r>
-            <w:proofErr w:type="spellEnd"/>
-            <w:r>
-              <w:t xml:space="preserve"> </w:t>
-            </w:r>
-            <w:proofErr w:type="spellStart"/>
-            <w:r>
-              <w:t>el</w:t>
-            </w:r>
-            <w:proofErr w:type="spellEnd"/>
-            <w:r>
-              <w:t xml:space="preserve"> </w:t>
-            </w:r>
-            <w:proofErr w:type="spellStart"/>
-            <w:r>
-              <w:t>nombre</w:t>
-            </w:r>
-            <w:proofErr w:type="spellEnd"/>
-            <w:r>
-              <w:t xml:space="preserve"> del </w:t>
-            </w:r>
-            <w:proofErr w:type="spellStart"/>
-            <w:r>
-              <w:t>alumno</w:t>
-            </w:r>
-            <w:proofErr w:type="spellEnd"/>
           </w:p>
         </w:tc>
         <w:tc>
@@ -4270,13 +3338,8 @@
     </w:tbl>
     <w:p/>
     <w:p>
-      <w:proofErr w:type="spellStart"/>
       <w:r>
-        <w:t>Observaciones</w:t>
-      </w:r>
-      <w:proofErr w:type="spellEnd"/>
-      <w:r>
-        <w:t xml:space="preserve">: </w:t>
+        <w:t xml:space="preserve">Observaciones: </w:t>
       </w:r>
     </w:p>
     <w:p>
@@ -4288,167 +3351,7 @@
           <w:i/>
           <w:color w:val="888888"/>
         </w:rPr>
-        <w:t xml:space="preserve">[ Si </w:t>
-      </w:r>
-      <w:proofErr w:type="spellStart"/>
-      <w:r>
-        <w:rPr>
-          <w:i/>
-          <w:color w:val="888888"/>
-        </w:rPr>
-        <w:t>quieres</w:t>
-      </w:r>
-      <w:proofErr w:type="spellEnd"/>
-      <w:r>
-        <w:rPr>
-          <w:i/>
-          <w:color w:val="888888"/>
-        </w:rPr>
-        <w:t xml:space="preserve"> </w:t>
-      </w:r>
-      <w:proofErr w:type="spellStart"/>
-      <w:r>
-        <w:rPr>
-          <w:i/>
-          <w:color w:val="888888"/>
-        </w:rPr>
-        <w:t>añadir</w:t>
-      </w:r>
-      <w:proofErr w:type="spellEnd"/>
-      <w:r>
-        <w:rPr>
-          <w:i/>
-          <w:color w:val="888888"/>
-        </w:rPr>
-        <w:t xml:space="preserve"> </w:t>
-      </w:r>
-      <w:proofErr w:type="spellStart"/>
-      <w:r>
-        <w:rPr>
-          <w:i/>
-          <w:color w:val="888888"/>
-        </w:rPr>
-        <w:t>alguna</w:t>
-      </w:r>
-      <w:proofErr w:type="spellEnd"/>
-      <w:r>
-        <w:rPr>
-          <w:i/>
-          <w:color w:val="888888"/>
-        </w:rPr>
-        <w:t xml:space="preserve"> </w:t>
-      </w:r>
-      <w:proofErr w:type="spellStart"/>
-      <w:r>
-        <w:rPr>
-          <w:i/>
-          <w:color w:val="888888"/>
-        </w:rPr>
-        <w:t>observación</w:t>
-      </w:r>
-      <w:proofErr w:type="spellEnd"/>
-      <w:r>
-        <w:rPr>
-          <w:i/>
-          <w:color w:val="888888"/>
-        </w:rPr>
-        <w:t xml:space="preserve"> </w:t>
-      </w:r>
-      <w:proofErr w:type="spellStart"/>
-      <w:r>
-        <w:rPr>
-          <w:i/>
-          <w:color w:val="888888"/>
-        </w:rPr>
-        <w:t>sobre</w:t>
-      </w:r>
-      <w:proofErr w:type="spellEnd"/>
-      <w:r>
-        <w:rPr>
-          <w:i/>
-          <w:color w:val="888888"/>
-        </w:rPr>
-        <w:t xml:space="preserve"> </w:t>
-      </w:r>
-      <w:proofErr w:type="spellStart"/>
-      <w:r>
-        <w:rPr>
-          <w:i/>
-          <w:color w:val="888888"/>
-        </w:rPr>
-        <w:t>esta</w:t>
-      </w:r>
-      <w:proofErr w:type="spellEnd"/>
-      <w:r>
-        <w:rPr>
-          <w:i/>
-          <w:color w:val="888888"/>
-        </w:rPr>
-        <w:t xml:space="preserve"> </w:t>
-      </w:r>
-      <w:proofErr w:type="spellStart"/>
-      <w:r>
-        <w:rPr>
-          <w:i/>
-          <w:color w:val="888888"/>
-        </w:rPr>
-        <w:t>actividad</w:t>
-      </w:r>
-      <w:proofErr w:type="spellEnd"/>
-      <w:r>
-        <w:rPr>
-          <w:i/>
-          <w:color w:val="888888"/>
-        </w:rPr>
-        <w:t xml:space="preserve">, </w:t>
-      </w:r>
-      <w:proofErr w:type="spellStart"/>
-      <w:r>
-        <w:rPr>
-          <w:i/>
-          <w:color w:val="888888"/>
-        </w:rPr>
-        <w:t>puedes</w:t>
-      </w:r>
-      <w:proofErr w:type="spellEnd"/>
-      <w:r>
-        <w:rPr>
-          <w:i/>
-          <w:color w:val="888888"/>
-        </w:rPr>
-        <w:t xml:space="preserve"> </w:t>
-      </w:r>
-      <w:proofErr w:type="spellStart"/>
-      <w:r>
-        <w:rPr>
-          <w:i/>
-          <w:color w:val="888888"/>
-        </w:rPr>
-        <w:t>hacerlo</w:t>
-      </w:r>
-      <w:proofErr w:type="spellEnd"/>
-      <w:r>
-        <w:rPr>
-          <w:i/>
-          <w:color w:val="888888"/>
-        </w:rPr>
-        <w:t xml:space="preserve"> </w:t>
-      </w:r>
-      <w:proofErr w:type="spellStart"/>
-      <w:r>
-        <w:rPr>
-          <w:i/>
-          <w:color w:val="888888"/>
-        </w:rPr>
-        <w:t>aquí</w:t>
-      </w:r>
-      <w:proofErr w:type="spellEnd"/>
-      <w:r>
-        <w:rPr>
-          <w:i/>
-          <w:color w:val="888888"/>
-        </w:rPr>
-        <w:t>]</w:t>
+        <w:t>[ Si quieres añadir alguna observación sobre esta actividad, puedes hacerlo aquí]</w:t>
       </w:r>
     </w:p>
     <w:sectPr>
@@ -4556,49 +3459,8 @@
         <w:i/>
         <w:sz w:val="20"/>
       </w:rPr>
-      <w:t xml:space="preserve">Desarrollo Web </w:t>
+      <w:t>Desarrollo Web en Entorno Cliente</w:t>
     </w:r>
-    <w:proofErr w:type="spellStart"/>
-    <w:r>
-      <w:rPr>
-        <w:i/>
-        <w:sz w:val="20"/>
-      </w:rPr>
-      <w:t>en</w:t>
-    </w:r>
-    <w:proofErr w:type="spellEnd"/>
-    <w:r>
-      <w:rPr>
-        <w:i/>
-        <w:sz w:val="20"/>
-      </w:rPr>
-      <w:t xml:space="preserve"> </w:t>
-    </w:r>
-    <w:proofErr w:type="spellStart"/>
-    <w:r>
-      <w:rPr>
-        <w:i/>
-        <w:sz w:val="20"/>
-      </w:rPr>
-      <w:t>Entorno</w:t>
-    </w:r>
-    <w:proofErr w:type="spellEnd"/>
-    <w:r>
-      <w:rPr>
-        <w:i/>
-        <w:sz w:val="20"/>
-      </w:rPr>
-      <w:t xml:space="preserve"> </w:t>
-    </w:r>
-    <w:proofErr w:type="spellStart"/>
-    <w:r>
-      <w:rPr>
-        <w:i/>
-        <w:sz w:val="20"/>
-      </w:rPr>
-      <w:t>Cliente</w:t>
-    </w:r>
-    <w:proofErr w:type="spellEnd"/>
     <w:r>
       <w:rPr>
         <w:i/>
@@ -4619,71 +3481,7 @@
         <w:sz w:val="20"/>
       </w:rPr>
       <w:tab/>
-      <w:t xml:space="preserve">UT01 – </w:t>
-    </w:r>
-    <w:proofErr w:type="spellStart"/>
-    <w:r>
-      <w:rPr>
-        <w:i/>
-        <w:sz w:val="20"/>
-      </w:rPr>
-      <w:t>Tecnologías</w:t>
-    </w:r>
-    <w:proofErr w:type="spellEnd"/>
-    <w:r>
-      <w:rPr>
-        <w:i/>
-        <w:sz w:val="20"/>
-      </w:rPr>
-      <w:t xml:space="preserve"> de </w:t>
-    </w:r>
-    <w:proofErr w:type="spellStart"/>
-    <w:r>
-      <w:rPr>
-        <w:i/>
-        <w:sz w:val="20"/>
-      </w:rPr>
-      <w:t>programación</w:t>
-    </w:r>
-    <w:proofErr w:type="spellEnd"/>
-    <w:r>
-      <w:rPr>
-        <w:i/>
-        <w:sz w:val="20"/>
-      </w:rPr>
-      <w:t xml:space="preserve"> </w:t>
-    </w:r>
-    <w:proofErr w:type="spellStart"/>
-    <w:r>
-      <w:rPr>
-        <w:i/>
-        <w:sz w:val="20"/>
-      </w:rPr>
-      <w:t>sobre</w:t>
-    </w:r>
-    <w:proofErr w:type="spellEnd"/>
-    <w:r>
-      <w:rPr>
-        <w:i/>
-        <w:sz w:val="20"/>
-      </w:rPr>
-      <w:t xml:space="preserve"> </w:t>
-    </w:r>
-    <w:proofErr w:type="spellStart"/>
-    <w:r>
-      <w:rPr>
-        <w:i/>
-        <w:sz w:val="20"/>
-      </w:rPr>
-      <w:t>clientes</w:t>
-    </w:r>
-    <w:proofErr w:type="spellEnd"/>
-    <w:r>
-      <w:rPr>
-        <w:i/>
-        <w:sz w:val="20"/>
-      </w:rPr>
-      <w:t xml:space="preserve"> web</w:t>
+      <w:t>UT01 – Tecnologías de programación sobre clientes web</w:t>
     </w:r>
   </w:p>
   <w:p>
@@ -5069,7 +3867,7 @@
     <w:lsdException w:name="Table Web 2" w:semiHidden="1" w:unhideWhenUsed="1"/>
     <w:lsdException w:name="Table Web 3" w:semiHidden="1" w:unhideWhenUsed="1"/>
     <w:lsdException w:name="Balloon Text" w:semiHidden="1" w:unhideWhenUsed="1"/>
-    <w:lsdException w:name="Table Grid" w:semiHidden="1" w:uiPriority="59" w:unhideWhenUsed="1"/>
+    <w:lsdException w:name="Table Grid" w:uiPriority="59"/>
     <w:lsdException w:name="Table Theme" w:semiHidden="1" w:unhideWhenUsed="1"/>
     <w:lsdException w:name="Placeholder Text" w:semiHidden="1"/>
     <w:lsdException w:name="No Spacing" w:uiPriority="1" w:qFormat="1"/>
